--- a/papers/改稿报告_C_2026-10-24.docx
+++ b/papers/改稿报告_C_2026-10-24.docx
@@ -177,7 +177,7 @@
           <w:bCs/>
           <w:b/>
         </w:rPr>
-        <w:t xml:space="preserve">纪律</w:t>
+        <w:t xml:space="preserve">要求</w:t>
       </w:r>
       <w:r>
         <w:t xml:space="preserve">：G1 不新增未验证数字 · G2 限定条款只增不减 · G3 逐条留痕 · G4 无「因为注意力」 · G5 越界措辞逐条判读 · G6 回源优先，核不到写「未核到」</w:t>
@@ -190,13 +190,13 @@
         </w:pict>
       </w:r>
     </w:p>
-    <w:bookmarkStart w:id="20" w:name="总框架本轮改稿在做什么"/>
+    <w:bookmarkStart w:id="20" w:name="总框架这一轮改稿在做什么"/>
     <w:p>
       <w:pPr>
         <w:pStyle w:val="Heading2"/>
       </w:pPr>
       <w:r>
-        <w:t xml:space="preserve">0 · 总框架：本轮改稿在做什么</w:t>
+        <w:t xml:space="preserve">0 · 总框架：这一轮改稿在做什么</w:t>
       </w:r>
     </w:p>
     <w:p>
@@ -211,20 +211,17 @@
           <w:bCs/>
           <w:b/>
         </w:rPr>
-        <w:t xml:space="preserve">审稿人指出的问题，绝大多数是「论文自己在别处已经写过的纪律，正文没执行」</w:t>
-      </w:r>
-      <w:r>
-        <w:t xml:space="preserve"> </w:t>
-      </w:r>
-      <w:r>
-        <w:t xml:space="preserve">⇒ 改稿的落点不是"承认我们错了"，而是"</w:t>
+        <w:t xml:space="preserve">审稿人指出的问题，绝大多数是「论文自己在别处已经写过的要求，正文没执行」</w:t>
+      </w:r>
+      <w:r>
+        <w:t xml:space="preserve">，改稿的落点不是"承认我们错了"，而是"</w:t>
       </w:r>
       <w:r>
         <w:rPr>
           <w:bCs/>
           <w:b/>
         </w:rPr>
-        <w:t xml:space="preserve">让正文执行论文自己已有的纪律</w:t>
+        <w:t xml:space="preserve">让正文执行论文自己已有的要求</w:t>
       </w:r>
       <w:r>
         <w:t xml:space="preserve">"。</w:t>
@@ -298,7 +295,7 @@
               <w:jc w:val="left"/>
             </w:pPr>
             <w:r>
-              <w:t xml:space="preserve">本轮落点</w:t>
+              <w:t xml:space="preserve">这一轮落点</w:t>
             </w:r>
           </w:p>
         </w:tc>
@@ -509,17 +506,11 @@
         <w:pStyle w:val="BodyText"/>
       </w:pPr>
       <w:r>
-        <w:t xml:space="preserve">⇒</w:t>
-      </w:r>
-      <w:r>
-        <w:t xml:space="preserve"> </w:t>
-      </w:r>
-      <w:r>
         <w:rPr>
           <w:bCs/>
           <w:b/>
         </w:rPr>
-        <w:t xml:space="preserve">本轮没有推翻任何已成立的结论</w:t>
+        <w:t xml:space="preserve">这一轮没有推翻任何已成立的结论</w:t>
       </w:r>
       <w:r>
         <w:t xml:space="preserve">，没有引入任何新读数，也没有删除任何一条限定。</w:t>
@@ -675,7 +666,7 @@
               <w:jc w:val="left"/>
             </w:pPr>
             <w:r>
-              <w:t xml:space="preserve">执行的是哪条纪律 / 审稿意见</w:t>
+              <w:t xml:space="preserve">执行的是哪条要求 / 审稿意见</w:t>
             </w:r>
           </w:p>
         </w:tc>
@@ -1480,10 +1471,7 @@
               <w:jc w:val="left"/>
             </w:pPr>
             <w:r>
-              <w:t xml:space="preserve">C-1（全文口径一致）；★</w:t>
-            </w:r>
-            <w:r>
-              <w:t xml:space="preserve"> </w:t>
+              <w:t xml:space="preserve">C-1（全文口径一致）；</w:t>
             </w:r>
             <w:r>
               <w:rPr>
@@ -1493,7 +1481,7 @@
               <w:t xml:space="preserve">"四个来源"这一计数经核无法证实</w:t>
             </w:r>
             <w:r>
-              <w:t xml:space="preserve">（§2 六类实际来自 4 份文件 + 1 次外部审计 + 附录 D ⇒ 共 6 个来源）⇒ 改为"若干来源"，</w:t>
+              <w:t xml:space="preserve">（§2 六类实际来自 4 份文件 + 1 次外部审计 + 附录 D，共 6 个来源），改为"若干来源"，</w:t>
             </w:r>
             <w:r>
               <w:rPr>
@@ -2086,7 +2074,7 @@
               <w:t xml:space="preserve">6 行</w:t>
             </w:r>
             <w:r>
-              <w:t xml:space="preserve">，新增一行（两列：左列「原文 §1.3 类别表」；右列「★</w:t>
+              <w:t xml:space="preserve">，新增一行（两列：左列「原文 §1.3 类别表」；右列「</w:t>
             </w:r>
             <w:r>
               <w:t xml:space="preserve"> </w:t>
@@ -2149,7 +2137,7 @@
                 <w:bCs/>
                 <w:b/>
               </w:rPr>
-              <w:t xml:space="preserve">让正文执行论文自己已有的纪律</w:t>
+              <w:t xml:space="preserve">让正文执行论文自己已有的要求</w:t>
             </w:r>
             <w:r>
               <w:t xml:space="preserve">（D.5 本就是"与原文的关系"表）</w:t>
@@ -2315,7 +2303,7 @@
               <w:jc w:val="left"/>
             </w:pPr>
             <w:r>
-              <w:t xml:space="preserve">执行的是哪条纪律 / 审稿意见</w:t>
+              <w:t xml:space="preserve">执行的是哪条要求 / 审稿意见</w:t>
             </w:r>
           </w:p>
         </w:tc>
@@ -2466,10 +2454,7 @@
               <w:t xml:space="preserve">exit=1（0 命中）</w:t>
             </w:r>
             <w:r>
-              <w:t xml:space="preserve"> </w:t>
-            </w:r>
-            <w:r>
-              <w:t xml:space="preserve">✔；</w:t>
+              <w:t xml:space="preserve">；</w:t>
             </w:r>
             <w:r>
               <w:rPr>
@@ -2481,7 +2466,7 @@
               <w:t xml:space="preserve"> </w:t>
             </w:r>
             <w:r>
-              <w:t xml:space="preserve">→ 摘要含"重要的独立核验机制" ✔</w:t>
+              <w:t xml:space="preserve">→ 摘要含"重要的独立核验机制"</w:t>
             </w:r>
           </w:p>
         </w:tc>
@@ -2500,7 +2485,7 @@
               <w:t xml:space="preserve">审稿 §四.2</w:t>
             </w:r>
             <w:r>
-              <w:t xml:space="preserve">；★ 执行的既有纪律 =</w:t>
+              <w:t xml:space="preserve">；执行的既有要求 =</w:t>
             </w:r>
             <w:r>
               <w:t xml:space="preserve"> </w:t>
@@ -2513,7 +2498,7 @@
               <w:t xml:space="preserve">本文 §7 局限第 2 条</w:t>
             </w:r>
             <w:r>
-              <w:t xml:space="preserve">（自认规程未被跨方法量化验证 ⇒ 摘要不得下断言）</w:t>
+              <w:t xml:space="preserve">（自认规程未被跨方法量化验证，摘要不得下断言）</w:t>
             </w:r>
           </w:p>
         </w:tc>
@@ -2611,10 +2596,7 @@
               <w:jc w:val="left"/>
             </w:pPr>
             <w:r>
-              <w:t xml:space="preserve">审稿 §四.2（规格指定改法 2）；★</w:t>
-            </w:r>
-            <w:r>
-              <w:t xml:space="preserve"> </w:t>
+              <w:t xml:space="preserve">审稿 §四.2（规格指定改法 2）；</w:t>
             </w:r>
             <w:r>
               <w:rPr>
@@ -2726,7 +2708,7 @@
               <w:t xml:space="preserve"> </w:t>
             </w:r>
             <w:r>
-              <w:t xml:space="preserve">见 L310 ✔</w:t>
+              <w:t xml:space="preserve">见 L310</w:t>
             </w:r>
           </w:p>
         </w:tc>
@@ -2837,7 +2819,7 @@
               <w:t xml:space="preserve"> </w:t>
             </w:r>
             <w:r>
-              <w:t xml:space="preserve">→ L427 ✔</w:t>
+              <w:t xml:space="preserve">→ L427</w:t>
             </w:r>
           </w:p>
         </w:tc>
@@ -2919,7 +2901,7 @@
         <w:pStyle w:val="Heading3"/>
       </w:pPr>
       <w:r>
-        <w:t xml:space="preserve">C-3 · 十三类 ≠ 十三类已验证的通用机制：证据等级必须固定 ★本篇第二重</w:t>
+        <w:t xml:space="preserve">C-3 · 十三类 ≠ 十三类已验证的通用机制：证据等级必须固定 本篇第二重</w:t>
       </w:r>
     </w:p>
     <w:p>
@@ -2993,7 +2975,7 @@
           <w:bCs/>
           <w:b/>
         </w:rPr>
-        <w:t xml:space="preserve">本轮不是造新东西，是把它升级成正式的《证据等级表》并逐类归档。</w:t>
+        <w:t xml:space="preserve">这一轮不是造新东西，是把它升级成正式的《证据等级表》并逐类归档。</w:t>
       </w:r>
     </w:p>
     <w:tbl>
@@ -3095,7 +3077,7 @@
               <w:jc w:val="left"/>
             </w:pPr>
             <w:r>
-              <w:t xml:space="preserve">执行的是哪条纪律 / 审稿意见</w:t>
+              <w:t xml:space="preserve">执行的是哪条要求 / 审稿意见</w:t>
             </w:r>
           </w:p>
         </w:tc>
@@ -3248,7 +3230,7 @@
               <w:t xml:space="preserve"> </w:t>
             </w:r>
             <w:r>
-              <w:t xml:space="preserve">→ L63 ✔；表头三行 ✔</w:t>
+              <w:t xml:space="preserve">→ L63；表头三行</w:t>
             </w:r>
           </w:p>
         </w:tc>
@@ -3267,7 +3249,7 @@
               <w:t xml:space="preserve">审稿 §四.1 第一</w:t>
             </w:r>
             <w:r>
-              <w:t xml:space="preserve">（"建议明确区分…三类"）；执行的既有纪律 =</w:t>
+              <w:t xml:space="preserve">（"建议明确区分…三类"）；执行的既有要求 =</w:t>
             </w:r>
             <w:r>
               <w:t xml:space="preserve"> </w:t>
@@ -3398,7 +3380,7 @@
               <w:t xml:space="preserve">回源状态</w:t>
             </w:r>
             <w:r>
-              <w:t xml:space="preserve">（✔ 已回源 / ⚠️ 本包内未核到）+</w:t>
+              <w:t xml:space="preserve">（已回源 / 本包内未核到）+</w:t>
             </w:r>
             <w:r>
               <w:t xml:space="preserve"> </w:t>
@@ -3467,26 +3449,17 @@
               </w:rPr>
               <w:t xml:space="preserve">Counter(grades) = {E1: 9, E2: 4}</w:t>
             </w:r>
-            <w:r>
-              <w:t xml:space="preserve"> </w:t>
-            </w:r>
-            <w:r>
-              <w:t xml:space="preserve">✔</w:t>
-            </w:r>
-          </w:p>
-        </w:tc>
-        <w:tc>
-          <w:tcPr/>
-          <w:p>
-            <w:pPr>
-              <w:pStyle w:val="Compact"/>
-              <w:jc w:val="left"/>
-            </w:pPr>
-            <w:r>
-              <w:t xml:space="preserve">规格 C-3 改法 2；★</w:t>
-            </w:r>
-            <w:r>
-              <w:t xml:space="preserve"> </w:t>
+          </w:p>
+        </w:tc>
+        <w:tc>
+          <w:tcPr/>
+          <w:p>
+            <w:pPr>
+              <w:pStyle w:val="Compact"/>
+              <w:jc w:val="left"/>
+            </w:pPr>
+            <w:r>
+              <w:t xml:space="preserve">规格 C-3 改法 2；</w:t>
             </w:r>
             <w:r>
               <w:rPr>
@@ -3505,7 +3478,7 @@
               <w:t xml:space="preserve">✅</w:t>
             </w:r>
             <w:r>
-              <w:t xml:space="preserve">⇒E1（①–⑥ 见 §2 抬头、⑪ 见 D.1、⑫ 见 D.2、⑬ 见 D.3）、</w:t>
+              <w:t xml:space="preserve">，E1（①–⑥ 见 §2 抬头、⑪ 见 D.1、⑫ 见 D.2、⑬ 见 D.3）、</w:t>
             </w:r>
             <w:r>
               <w:rPr>
@@ -3514,7 +3487,7 @@
               <w:t xml:space="preserve">📌</w:t>
             </w:r>
             <w:r>
-              <w:t xml:space="preserve">⇒E2（⑦–⑩ 见 §3 抬头）——</w:t>
+              <w:t xml:space="preserve">，E2（⑦–⑩ 见 §3 抬头）——</w:t>
             </w:r>
             <w:r>
               <w:rPr>
@@ -3616,7 +3589,7 @@
               <w:t xml:space="preserve"> </w:t>
             </w:r>
             <w:r>
-              <w:t xml:space="preserve">→ L94 ✔</w:t>
+              <w:t xml:space="preserve">→ L94</w:t>
             </w:r>
           </w:p>
         </w:tc>
@@ -3737,7 +3710,7 @@
               <w:t xml:space="preserve"> </w:t>
             </w:r>
             <w:r>
-              <w:t xml:space="preserve">→ L17 ✔</w:t>
+              <w:t xml:space="preserve">→ L17</w:t>
             </w:r>
           </w:p>
         </w:tc>
@@ -3808,56 +3781,174 @@
               <w:rPr>
                 <w:rStyle w:val="VerbatimChar"/>
               </w:rPr>
-              <w:t xml:space="preserve">&gt; ★ **标记是类级归档**：`✅` / `📌` 决定的是**该类**的等级；类内个别读数若单独标 `📌`（如 ⑫ 实例 B、⑬ 卡片读数明细），只说明**该读数本身**的一手材料待回查，**不改变该类的等级** —— 理由见该行的备注列。</w:t>
-            </w:r>
-          </w:p>
-        </w:tc>
-        <w:tc>
-          <w:tcPr/>
-          <w:p>
-            <w:pPr>
-              <w:pStyle w:val="Compact"/>
-              <w:jc w:val="left"/>
-            </w:pPr>
-            <w:r>
-              <w:t xml:space="preserve">等级体系无自相矛盾</w:t>
-            </w:r>
-          </w:p>
-        </w:tc>
-        <w:tc>
-          <w:tcPr/>
-          <w:p>
-            <w:pPr>
-              <w:pStyle w:val="Compact"/>
-              <w:jc w:val="left"/>
-            </w:pPr>
-            <w:r>
-              <w:t xml:space="preserve">人工核对</w:t>
-            </w:r>
-          </w:p>
-        </w:tc>
-        <w:tc>
-          <w:tcPr/>
-          <w:p>
-            <w:pPr>
-              <w:pStyle w:val="Compact"/>
-              <w:jc w:val="left"/>
-            </w:pPr>
-            <w:r>
-              <w:t xml:space="preserve">★</w:t>
-            </w:r>
-            <w:r>
-              <w:t xml:space="preserve"> </w:t>
-            </w:r>
-            <w:r>
-              <w:rPr>
-                <w:bCs/>
-                <w:b/>
-              </w:rPr>
-              <w:t xml:space="preserve">解决 E1 与 📌 的表面冲突</w:t>
-            </w:r>
-            <w:r>
-              <w:t xml:space="preserve">（否则读者会以为 ⑫⑬ 是 E2）</w:t>
+              <w:t xml:space="preserve">&gt; ★ **标记是类级归档**：</w:t>
+            </w:r>
+            <w:r>
+              <w:t xml:space="preserve"> </w:t>
+            </w:r>
+            <w:r>
+              <w:t xml:space="preserve">/</w:t>
+            </w:r>
+            <w:r>
+              <w:t xml:space="preserve"> </w:t>
+            </w:r>
+            <w:r>
+              <w:rPr>
+                <w:rStyle w:val="VerbatimChar"/>
+              </w:rPr>
+              <w:t xml:space="preserve">【待回查】</w:t>
+            </w:r>
+            <w:r>
+              <w:t xml:space="preserve"> </w:t>
+            </w:r>
+            <w:r>
+              <w:t xml:space="preserve">决定的是</w:t>
+            </w:r>
+            <w:r>
+              <w:rPr>
+                <w:bCs/>
+                <w:b/>
+              </w:rPr>
+              <w:t xml:space="preserve">该类</w:t>
+            </w:r>
+            <w:r>
+              <w:t xml:space="preserve">的等级；类内个别读数若单独标</w:t>
+            </w:r>
+            <w:r>
+              <w:t xml:space="preserve"> </w:t>
+            </w:r>
+            <w:r>
+              <w:rPr>
+                <w:rStyle w:val="VerbatimChar"/>
+              </w:rPr>
+              <w:t xml:space="preserve">【待回查】</w:t>
+            </w:r>
+            <w:r>
+              <w:t xml:space="preserve">（如 ⑫ 实例 B、⑬ 卡片读数明细），只说明</w:t>
+            </w:r>
+            <w:r>
+              <w:rPr>
+                <w:bCs/>
+                <w:b/>
+              </w:rPr>
+              <w:t xml:space="preserve">该读数本身</w:t>
+            </w:r>
+            <w:r>
+              <w:t xml:space="preserve">的一手材料待回查，</w:t>
+            </w:r>
+            <w:r>
+              <w:rPr>
+                <w:bCs/>
+                <w:b/>
+              </w:rPr>
+              <w:t xml:space="preserve">不改变该类的等级</w:t>
+            </w:r>
+            <w:r>
+              <w:t xml:space="preserve"> </w:t>
+            </w:r>
+            <w:r>
+              <w:t xml:space="preserve">—— 理由见该行的备注列。</w:t>
+            </w:r>
+            <w:r>
+              <w:rPr>
+                <w:rStyle w:val="VerbatimChar"/>
+              </w:rPr>
+              <w:t xml:space="preserve">| 等级体系无自相矛盾 | 人工核对 | **解决 E1 与 【待回查】的表面冲突**（否则读者会以为 ⑫⑬ 是 E2） | | C-3.6 | `:493 / :511 / :528`（D.1 / D.2 / D.3 新增回源行） | D.1 `**实例**（✅ 一手代码 + 实测）：`；D.2、D.3 无标记 | D.1</w:t>
+            </w:r>
+            <w:r>
+              <w:t xml:space="preserve">（</w:t>
+            </w:r>
+            <w:r>
+              <w:rPr>
+                <w:rStyle w:val="VerbatimChar"/>
+              </w:rPr>
+              <w:t xml:space="preserve">一手代码 + 实测；★ **已回源**：`来源与底稿/来源_第二组交付报告_1025_全文_872行_结论0至2.17.md` 结论 4 ① —— `arms/dual.py::_branch_specs()` 按 `MODELS[i % 9]` 取档，三个型号实测 404）</w:t>
+            </w:r>
+            <w:r>
+              <w:t xml:space="preserve">；D.2</w:t>
+            </w:r>
+            <w:r>
+              <w:t xml:space="preserve"> </w:t>
+            </w:r>
+            <w:r>
+              <w:rPr>
+                <w:rStyle w:val="VerbatimChar"/>
+              </w:rPr>
+              <w:t xml:space="preserve">&gt; 证据等级 **E1**（§1.4）｜★ 实例 A 与实例 C **已回源**到 ……（结论 4 ③ 与第二部分 B「我推翻了自己的什么」）｜★ **实例 B 的原始分母表本包内未核到 ⇒ 记为 `【待回查】` 待回查**（§9 第 9 项）。</w:t>
+            </w:r>
+            <w:r>
+              <w:t xml:space="preserve">；D.3</w:t>
+            </w:r>
+            <w:r>
+              <w:t xml:space="preserve"> </w:t>
+            </w:r>
+            <w:r>
+              <w:rPr>
+                <w:rStyle w:val="VerbatimChar"/>
+              </w:rPr>
+              <w:t xml:space="preserve">&gt; 证据等级 **E1**（§1.4）｜★ **"3 胜 3 负但位置一致率 0.00"已回源**到 `来源与底稿/04_D_StateMachine_底稿.md`｜★ **下方卡片读数明细与文献对照本包内未核到 ⇒ 记为 `【待回查】` 待回查**（§9 第 10 项）。</w:t>
+            </w:r>
+          </w:p>
+        </w:tc>
+        <w:tc>
+          <w:tcPr/>
+          <w:p>
+            <w:pPr>
+              <w:pStyle w:val="Compact"/>
+              <w:jc w:val="left"/>
+            </w:pPr>
+            <w:r>
+              <w:t xml:space="preserve">附录 D 的三类按上表归档；且</w:t>
+            </w:r>
+            <w:r>
+              <w:rPr>
+                <w:bCs/>
+                <w:b/>
+              </w:rPr>
+              <w:t xml:space="preserve">未核到的一律显式写"未核到"</w:t>
+            </w:r>
+          </w:p>
+        </w:tc>
+        <w:tc>
+          <w:tcPr/>
+          <w:p>
+            <w:pPr>
+              <w:pStyle w:val="Compact"/>
+              <w:jc w:val="left"/>
+            </w:pPr>
+            <w:r>
+              <w:rPr>
+                <w:rStyle w:val="VerbatimChar"/>
+              </w:rPr>
+              <w:t xml:space="preserve">grep -n -e "已回源" -e "未核到" $F</w:t>
+            </w:r>
+            <w:r>
+              <w:t xml:space="preserve"> </w:t>
+            </w:r>
+            <w:r>
+              <w:t xml:space="preserve">→ L493 / L511 / L528</w:t>
+            </w:r>
+          </w:p>
+        </w:tc>
+        <w:tc>
+          <w:tcPr/>
+          <w:p>
+            <w:pPr>
+              <w:pStyle w:val="Compact"/>
+              <w:jc w:val="left"/>
+            </w:pPr>
+            <w:r>
+              <w:t xml:space="preserve">规格 C-3 改法 4；</w:t>
+            </w:r>
+            <w:r>
+              <w:rPr>
+                <w:bCs/>
+                <w:b/>
+              </w:rPr>
+              <w:t xml:space="preserve">G6</w:t>
+            </w:r>
+            <w:r>
+              <w:t xml:space="preserve">（不编造出处 —— 未核到的三处一律标"未核到"并登记进 §9）</w:t>
             </w:r>
           </w:p>
         </w:tc>
@@ -3871,147 +3962,122 @@
               <w:jc w:val="center"/>
             </w:pPr>
             <w:r>
-              <w:t xml:space="preserve">C-3.6</w:t>
-            </w:r>
-          </w:p>
-        </w:tc>
-        <w:tc>
-          <w:tcPr/>
-          <w:p>
-            <w:pPr>
-              <w:pStyle w:val="Compact"/>
-              <w:jc w:val="left"/>
-            </w:pPr>
-            <w:r>
-              <w:rPr>
-                <w:rStyle w:val="VerbatimChar"/>
-              </w:rPr>
-              <w:t xml:space="preserve">:493 / :511 / :528</w:t>
-            </w:r>
-            <w:r>
-              <w:t xml:space="preserve">（D.1 / D.2 / D.3 新增回源行）</w:t>
-            </w:r>
-          </w:p>
-        </w:tc>
-        <w:tc>
-          <w:tcPr/>
-          <w:p>
-            <w:pPr>
-              <w:pStyle w:val="Compact"/>
-              <w:jc w:val="left"/>
-            </w:pPr>
-            <w:r>
-              <w:t xml:space="preserve">D.1</w:t>
-            </w:r>
-            <w:r>
-              <w:t xml:space="preserve"> </w:t>
-            </w:r>
-            <w:r>
-              <w:rPr>
-                <w:rStyle w:val="VerbatimChar"/>
-              </w:rPr>
-              <w:t xml:space="preserve">**实例**（✅ 一手代码 + 实测）：</w:t>
-            </w:r>
-            <w:r>
-              <w:t xml:space="preserve">；D.2、D.3 无标记</w:t>
-            </w:r>
-          </w:p>
-        </w:tc>
-        <w:tc>
-          <w:tcPr/>
-          <w:p>
-            <w:pPr>
-              <w:pStyle w:val="Compact"/>
-              <w:jc w:val="left"/>
-            </w:pPr>
-            <w:r>
-              <w:t xml:space="preserve">D.1</w:t>
-            </w:r>
-            <w:r>
-              <w:t xml:space="preserve"> </w:t>
-            </w:r>
-            <w:r>
-              <w:rPr>
-                <w:rStyle w:val="VerbatimChar"/>
-              </w:rPr>
-              <w:t xml:space="preserve">（`✅` 一手代码 + 实测；★ **已回源**：`来源与底稿/来源_第二组交付报告_1025_全文_872行_结论0至2.17.md` 结论 4 ① —— `arms/dual.py::_branch_specs()` 按 `MODELS[i % 9]` 取档，三个型号实测 404）</w:t>
-            </w:r>
-            <w:r>
-              <w:t xml:space="preserve">；D.2</w:t>
-            </w:r>
-            <w:r>
-              <w:t xml:space="preserve"> </w:t>
-            </w:r>
-            <w:r>
-              <w:rPr>
-                <w:rStyle w:val="VerbatimChar"/>
-              </w:rPr>
-              <w:t xml:space="preserve">&gt; 证据等级 **E1**（§1.4）｜★ 实例 A 与实例 C **已回源**到 ……（结论 4 ③ 与第二部分 B「我推翻了自己的什么」）｜★ **实例 B 的原始分母表本包内未核到 ⇒ 记为 `📌` 待回查**（§9 第 9 项）。</w:t>
-            </w:r>
-            <w:r>
-              <w:t xml:space="preserve">；D.3</w:t>
-            </w:r>
-            <w:r>
-              <w:t xml:space="preserve"> </w:t>
-            </w:r>
-            <w:r>
-              <w:rPr>
-                <w:rStyle w:val="VerbatimChar"/>
-              </w:rPr>
-              <w:t xml:space="preserve">&gt; 证据等级 **E1**（§1.4）｜★ **"3 胜 3 负但位置一致率 0.00"已回源**到 `来源与底稿/04_D_StateMachine_底稿.md`｜★ **下方卡片读数明细与文献对照本包内未核到 ⇒ 记为 `📌` 待回查**（§9 第 10 项）。</w:t>
-            </w:r>
-          </w:p>
-        </w:tc>
-        <w:tc>
-          <w:tcPr/>
-          <w:p>
-            <w:pPr>
-              <w:pStyle w:val="Compact"/>
-              <w:jc w:val="left"/>
-            </w:pPr>
-            <w:r>
-              <w:t xml:space="preserve">附录 D 的三类按上表归档；且</w:t>
-            </w:r>
-            <w:r>
-              <w:rPr>
-                <w:bCs/>
-                <w:b/>
-              </w:rPr>
-              <w:t xml:space="preserve">未核到的一律显式写"未核到"</w:t>
-            </w:r>
-          </w:p>
-        </w:tc>
-        <w:tc>
-          <w:tcPr/>
-          <w:p>
-            <w:pPr>
-              <w:pStyle w:val="Compact"/>
-              <w:jc w:val="left"/>
-            </w:pPr>
-            <w:r>
-              <w:rPr>
-                <w:rStyle w:val="VerbatimChar"/>
-              </w:rPr>
-              <w:t xml:space="preserve">grep -n -e "已回源" -e "未核到" $F</w:t>
-            </w:r>
-            <w:r>
-              <w:t xml:space="preserve"> </w:t>
-            </w:r>
-            <w:r>
-              <w:t xml:space="preserve">→ L493 / L511 / L528 ✔</w:t>
-            </w:r>
-          </w:p>
-        </w:tc>
-        <w:tc>
-          <w:tcPr/>
-          <w:p>
-            <w:pPr>
-              <w:pStyle w:val="Compact"/>
-              <w:jc w:val="left"/>
-            </w:pPr>
-            <w:r>
-              <w:t xml:space="preserve">规格 C-3 改法 4；</w:t>
-            </w:r>
+              <w:t xml:space="preserve">C-3.7</w:t>
+            </w:r>
+          </w:p>
+        </w:tc>
+        <w:tc>
+          <w:tcPr/>
+          <w:p>
+            <w:pPr>
+              <w:pStyle w:val="Compact"/>
+              <w:jc w:val="left"/>
+            </w:pPr>
+            <w:r>
+              <w:rPr>
+                <w:rStyle w:val="VerbatimChar"/>
+              </w:rPr>
+              <w:t xml:space="preserve">:100</w:t>
+            </w:r>
+            <w:r>
+              <w:t xml:space="preserve">（§2 抬头）</w:t>
+            </w:r>
+          </w:p>
+        </w:tc>
+        <w:tc>
+          <w:tcPr/>
+          <w:p>
+            <w:pPr>
+              <w:pStyle w:val="Compact"/>
+              <w:jc w:val="left"/>
+            </w:pPr>
+            <w:r>
+              <w:rPr>
+                <w:rStyle w:val="VerbatimChar"/>
+              </w:rPr>
+              <w:t xml:space="preserve">&gt; 六类全部来自</w:t>
+            </w:r>
+            <w:r>
+              <w:t xml:space="preserve"> </w:t>
+            </w:r>
+            <w:r>
+              <w:t xml:space="preserve">一手复盘材料：公开仓 …… 第四组</w:t>
+            </w:r>
+            <w:r>
+              <w:t xml:space="preserve"> </w:t>
+            </w:r>
+            <w:r>
+              <w:rPr>
+                <w:rStyle w:val="VerbatimChar"/>
+              </w:rPr>
+              <w:t xml:space="preserve">第四组论证.md</w:t>
+            </w:r>
+            <w:r>
+              <w:t xml:space="preserve"> </w:t>
+            </w:r>
+            <w:r>
+              <w:t xml:space="preserve">§5。</w:t>
+            </w:r>
+            <w:r>
+              <w:rPr>
+                <w:rStyle w:val="VerbatimChar"/>
+              </w:rPr>
+              <w:t xml:space="preserve">|</w:t>
+            </w:r>
+            <w:r>
+              <w:t xml:space="preserve">&gt; 六类全部来自</w:t>
+            </w:r>
+            <w:r>
+              <w:t xml:space="preserve"> </w:t>
+            </w:r>
+            <w:r>
+              <w:rPr>
+                <w:rStyle w:val="VerbatimChar"/>
+              </w:rPr>
+              <w:t xml:space="preserve">一手复盘材料：公开仓 …… 第四组 `第四组论证.md` §5。⚠️ **这四份文件不在本交付包内**（可回源状态见 §1.4 表 2）—— 外部核验需回公开仓。</w:t>
+            </w:r>
+          </w:p>
+        </w:tc>
+        <w:tc>
+          <w:tcPr/>
+          <w:p>
+            <w:pPr>
+              <w:pStyle w:val="Compact"/>
+              <w:jc w:val="left"/>
+            </w:pPr>
+            <w:r>
+              <w:t xml:space="preserve">与 §1.4 的回源状态不冲突</w:t>
+            </w:r>
+          </w:p>
+        </w:tc>
+        <w:tc>
+          <w:tcPr/>
+          <w:p>
+            <w:pPr>
+              <w:pStyle w:val="Compact"/>
+              <w:jc w:val="left"/>
+            </w:pPr>
+            <w:r>
+              <w:rPr>
+                <w:rStyle w:val="VerbatimChar"/>
+              </w:rPr>
+              <w:t xml:space="preserve">grep -n "这四份文件不在本交付包内" $F</w:t>
+            </w:r>
+            <w:r>
+              <w:t xml:space="preserve"> </w:t>
+            </w:r>
+            <w:r>
+              <w:t xml:space="preserve">→ L100 ✔</w:t>
+            </w:r>
+          </w:p>
+        </w:tc>
+        <w:tc>
+          <w:tcPr/>
+          <w:p>
+            <w:pPr>
+              <w:pStyle w:val="Compact"/>
+              <w:jc w:val="left"/>
+            </w:pPr>
             <w:r>
               <w:rPr>
                 <w:bCs/>
@@ -4020,134 +4086,16 @@
               <w:t xml:space="preserve">G6</w:t>
             </w:r>
             <w:r>
-              <w:t xml:space="preserve">（不编造出处 —— 未核到的三处一律标"未核到"并登记进 §9）</w:t>
-            </w:r>
-          </w:p>
-        </w:tc>
-      </w:tr>
-      <w:tr>
-        <w:tc>
-          <w:tcPr/>
-          <w:p>
-            <w:pPr>
-              <w:pStyle w:val="Compact"/>
-              <w:jc w:val="center"/>
-            </w:pPr>
-            <w:r>
-              <w:t xml:space="preserve">C-3.7</w:t>
-            </w:r>
-          </w:p>
-        </w:tc>
-        <w:tc>
-          <w:tcPr/>
-          <w:p>
-            <w:pPr>
-              <w:pStyle w:val="Compact"/>
-              <w:jc w:val="left"/>
-            </w:pPr>
-            <w:r>
-              <w:rPr>
-                <w:rStyle w:val="VerbatimChar"/>
-              </w:rPr>
-              <w:t xml:space="preserve">:100</w:t>
-            </w:r>
-            <w:r>
-              <w:t xml:space="preserve">（§2 抬头）</w:t>
-            </w:r>
-          </w:p>
-        </w:tc>
-        <w:tc>
-          <w:tcPr/>
-          <w:p>
-            <w:pPr>
-              <w:pStyle w:val="Compact"/>
-              <w:jc w:val="left"/>
-            </w:pPr>
-            <w:r>
-              <w:rPr>
-                <w:rStyle w:val="VerbatimChar"/>
-              </w:rPr>
-              <w:t xml:space="preserve">&gt; 六类全部来自 `✅` 一手复盘材料：公开仓 …… 第四组 `第四组论证.md` §5。</w:t>
-            </w:r>
-          </w:p>
-        </w:tc>
-        <w:tc>
-          <w:tcPr/>
-          <w:p>
-            <w:pPr>
-              <w:pStyle w:val="Compact"/>
-              <w:jc w:val="left"/>
-            </w:pPr>
-            <w:r>
-              <w:rPr>
-                <w:rStyle w:val="VerbatimChar"/>
-              </w:rPr>
-              <w:t xml:space="preserve">&gt; 六类全部来自 `✅` 一手复盘材料：公开仓 …… 第四组 `第四组论证.md` §5。⚠️ **这四份文件不在本交付包内**（可回源状态见 §1.4 表 2）—— 外部核验需回公开仓。</w:t>
-            </w:r>
-          </w:p>
-        </w:tc>
-        <w:tc>
-          <w:tcPr/>
-          <w:p>
-            <w:pPr>
-              <w:pStyle w:val="Compact"/>
-              <w:jc w:val="left"/>
-            </w:pPr>
-            <w:r>
-              <w:t xml:space="preserve">与 §1.4 的回源状态不冲突</w:t>
-            </w:r>
-          </w:p>
-        </w:tc>
-        <w:tc>
-          <w:tcPr/>
-          <w:p>
-            <w:pPr>
-              <w:pStyle w:val="Compact"/>
-              <w:jc w:val="left"/>
-            </w:pPr>
-            <w:r>
-              <w:rPr>
-                <w:rStyle w:val="VerbatimChar"/>
-              </w:rPr>
-              <w:t xml:space="preserve">grep -n "这四份文件不在本交付包内" $F</w:t>
-            </w:r>
-            <w:r>
-              <w:t xml:space="preserve"> </w:t>
-            </w:r>
-            <w:r>
-              <w:t xml:space="preserve">→ L100 ✔</w:t>
-            </w:r>
-          </w:p>
-        </w:tc>
-        <w:tc>
-          <w:tcPr/>
-          <w:p>
-            <w:pPr>
-              <w:pStyle w:val="Compact"/>
-              <w:jc w:val="left"/>
-            </w:pPr>
-            <w:r>
-              <w:rPr>
-                <w:bCs/>
-                <w:b/>
-              </w:rPr>
-              <w:t xml:space="preserve">G6</w:t>
-            </w:r>
-            <w:r>
-              <w:t xml:space="preserve">（</w:t>
-            </w:r>
-            <w:r>
-              <w:rPr>
-                <w:rStyle w:val="VerbatimChar"/>
-              </w:rPr>
-              <w:t xml:space="preserve">✅</w:t>
-            </w:r>
-            <w:r>
-              <w:t xml:space="preserve"> </w:t>
-            </w:r>
-            <w:r>
-              <w:t xml:space="preserve">= "一手文件可回查" ≠ "在本包内" ⇒ 显式区分，避免读者误以为可当场核）</w:t>
-            </w:r>
+              <w:t xml:space="preserve">（`` = "一手文件可回查" ≠ "在本包内"，显式区分，避免读者误以为可当场核）</w:t>
+            </w:r>
+          </w:p>
+        </w:tc>
+        <w:tc>
+          <w:tcPr/>
+          <w:p>
+            <w:pPr>
+              <w:pStyle w:val="Compact"/>
+            </w:pPr>
           </w:p>
         </w:tc>
       </w:tr>
@@ -4198,11 +4146,7 @@
         <w:pStyle w:val="FirstParagraph"/>
       </w:pPr>
       <w:r>
-        <w:rPr>
-          <w:bCs/>
-          <w:b/>
-        </w:rPr>
-        <w:t xml:space="preserve">★ 回源核证记录（G6，逐条可复核）</w:t>
+        <w:t xml:space="preserve">** 回源核证记录（G6，逐条可复核）**</w:t>
       </w:r>
     </w:p>
     <w:tbl>
@@ -4315,12 +4259,6 @@
               <w:jc w:val="left"/>
             </w:pPr>
             <w:r>
-              <w:t xml:space="preserve">★</w:t>
-            </w:r>
-            <w:r>
-              <w:t xml:space="preserve"> </w:t>
-            </w:r>
-            <w:r>
               <w:rPr>
                 <w:bCs/>
                 <w:b/>
@@ -4430,12 +4368,6 @@
               <w:jc w:val="left"/>
             </w:pPr>
             <w:r>
-              <w:t xml:space="preserve">✔</w:t>
-            </w:r>
-            <w:r>
-              <w:t xml:space="preserve"> </w:t>
-            </w:r>
-            <w:r>
               <w:rPr>
                 <w:rStyle w:val="VerbatimChar"/>
               </w:rPr>
@@ -4501,12 +4433,6 @@
               <w:jc w:val="left"/>
             </w:pPr>
             <w:r>
-              <w:t xml:space="preserve">★</w:t>
-            </w:r>
-            <w:r>
-              <w:t xml:space="preserve"> </w:t>
-            </w:r>
-            <w:r>
               <w:rPr>
                 <w:bCs/>
                 <w:b/>
@@ -4645,23 +4571,17 @@
               <w:t xml:space="preserve"> </w:t>
             </w:r>
             <w:r>
-              <w:t xml:space="preserve">实测 404；第 5 支必中 ⇒ 5 支静默变 4 支</w:t>
-            </w:r>
-          </w:p>
-        </w:tc>
-        <w:tc>
-          <w:tcPr/>
-          <w:p>
-            <w:pPr>
-              <w:pStyle w:val="Compact"/>
-              <w:jc w:val="left"/>
-            </w:pPr>
-            <w:r>
-              <w:t xml:space="preserve">✔</w:t>
-            </w:r>
-            <w:r>
-              <w:t xml:space="preserve"> </w:t>
-            </w:r>
+              <w:t xml:space="preserve">实测 404；第 5 支必中，5 支静默变 4 支</w:t>
+            </w:r>
+          </w:p>
+        </w:tc>
+        <w:tc>
+          <w:tcPr/>
+          <w:p>
+            <w:pPr>
+              <w:pStyle w:val="Compact"/>
+              <w:jc w:val="left"/>
+            </w:pPr>
             <w:r>
               <w:rPr>
                 <w:rStyle w:val="VerbatimChar"/>
@@ -4726,7 +4646,7 @@
               <w:jc w:val="left"/>
             </w:pPr>
             <w:r>
-              <w:t xml:space="preserve">✔ 同报告</w:t>
+              <w:t xml:space="preserve">同报告</w:t>
             </w:r>
             <w:r>
               <w:t xml:space="preserve"> </w:t>
@@ -4779,12 +4699,6 @@
               <w:jc w:val="left"/>
             </w:pPr>
             <w:r>
-              <w:t xml:space="preserve">★</w:t>
-            </w:r>
-            <w:r>
-              <w:t xml:space="preserve"> </w:t>
-            </w:r>
-            <w:r>
               <w:rPr>
                 <w:bCs/>
                 <w:b/>
@@ -4792,10 +4706,7 @@
               <w:t xml:space="preserve">实例 B（历史 84 份答案的比率，分母都 = 1）本包内未核到</w:t>
             </w:r>
             <w:r>
-              <w:t xml:space="preserve"> </w:t>
-            </w:r>
-            <w:r>
-              <w:t xml:space="preserve">⇒ 标</w:t>
+              <w:t xml:space="preserve">，标</w:t>
             </w:r>
             <w:r>
               <w:t xml:space="preserve"> </w:t>
@@ -4836,23 +4747,17 @@
               <w:jc w:val="left"/>
             </w:pPr>
             <w:r>
-              <w:t xml:space="preserve">"3 胜 3 负但位置一致率 0.00 ⇒ 判官在随机作答"</w:t>
-            </w:r>
-          </w:p>
-        </w:tc>
-        <w:tc>
-          <w:tcPr/>
-          <w:p>
-            <w:pPr>
-              <w:pStyle w:val="Compact"/>
-              <w:jc w:val="left"/>
-            </w:pPr>
-            <w:r>
-              <w:t xml:space="preserve">✔</w:t>
-            </w:r>
-            <w:r>
-              <w:t xml:space="preserve"> </w:t>
-            </w:r>
+              <w:t xml:space="preserve">"3 胜 3 负但位置一致率 0.00，判官在随机作答"</w:t>
+            </w:r>
+          </w:p>
+        </w:tc>
+        <w:tc>
+          <w:tcPr/>
+          <w:p>
+            <w:pPr>
+              <w:pStyle w:val="Compact"/>
+              <w:jc w:val="left"/>
+            </w:pPr>
             <w:r>
               <w:rPr>
                 <w:rStyle w:val="VerbatimChar"/>
@@ -4872,12 +4777,6 @@
               <w:jc w:val="left"/>
             </w:pPr>
             <w:r>
-              <w:t xml:space="preserve">★</w:t>
-            </w:r>
-            <w:r>
-              <w:t xml:space="preserve"> </w:t>
-            </w:r>
-            <w:r>
               <w:rPr>
                 <w:bCs/>
                 <w:b/>
@@ -4912,13 +4811,10 @@
                 <w:bCs/>
                 <w:b/>
               </w:rPr>
-              <w:t xml:space="preserve">）与文献对照（"1000 次 ⇒ 80 个唯一补全"）本包内未核到</w:t>
-            </w:r>
-            <w:r>
-              <w:t xml:space="preserve"> </w:t>
-            </w:r>
-            <w:r>
-              <w:t xml:space="preserve">⇒ 标</w:t>
+              <w:t xml:space="preserve">）与文献对照（"1000 次，80 个唯一补全"）本包内未核到</w:t>
+            </w:r>
+            <w:r>
+              <w:t xml:space="preserve">，标</w:t>
             </w:r>
             <w:r>
               <w:t xml:space="preserve"> </w:t>
@@ -4944,12 +4840,6 @@
         <w:pStyle w:val="BlockText"/>
       </w:pPr>
       <w:r>
-        <w:t xml:space="preserve">★</w:t>
-      </w:r>
-      <w:r>
-        <w:t xml:space="preserve"> </w:t>
-      </w:r>
-      <w:r>
         <w:rPr>
           <w:bCs/>
           <w:b/>
@@ -5010,10 +4900,7 @@
         <w:t xml:space="preserve">不在结论 2.14</w:t>
       </w:r>
       <w:r>
-        <w:t xml:space="preserve"> </w:t>
-      </w:r>
-      <w:r>
-        <w:t xml:space="preserve">⇒ 已改正并写进正文（</w:t>
+        <w:t xml:space="preserve">，已改正并写进正文（</w:t>
       </w:r>
       <w:r>
         <w:rPr>
@@ -5047,12 +4934,6 @@
       <w:pPr>
         <w:pStyle w:val="BlockText"/>
       </w:pPr>
-      <w:r>
-        <w:t xml:space="preserve">★</w:t>
-      </w:r>
-      <w:r>
-        <w:t xml:space="preserve"> </w:t>
-      </w:r>
       <w:r>
         <w:rPr>
           <w:bCs/>
@@ -5205,7 +5086,7 @@
               <w:jc w:val="left"/>
             </w:pPr>
             <w:r>
-              <w:t xml:space="preserve">执行的是哪条纪律 / 审稿意见</w:t>
+              <w:t xml:space="preserve">执行的是哪条要求 / 审稿意见</w:t>
             </w:r>
           </w:p>
         </w:tc>
@@ -5338,7 +5219,7 @@
               <w:rPr>
                 <w:rStyle w:val="VerbatimChar"/>
               </w:rPr>
-              <w:t xml:space="preserve">📌</w:t>
+              <w:t xml:space="preserve">【待回查】</w:t>
             </w:r>
             <w:r>
               <w:t xml:space="preserve">=0、</w:t>
@@ -5347,19 +5228,10 @@
               <w:rPr>
                 <w:rStyle w:val="VerbatimChar"/>
               </w:rPr>
-              <w:t xml:space="preserve">✅</w:t>
-            </w:r>
-            <w:r>
               <w:t xml:space="preserve">=0、</w:t>
             </w:r>
             <w:r>
-              <w:rPr>
-                <w:rStyle w:val="VerbatimChar"/>
-              </w:rPr>
-              <w:t xml:space="preserve">⚠️</w:t>
-            </w:r>
-            <w:r>
-              <w:t xml:space="preserve">=0 ✔</w:t>
+              <w:t xml:space="preserve">=0</w:t>
             </w:r>
           </w:p>
         </w:tc>
@@ -5456,7 +5328,7 @@
               <w:rPr>
                 <w:rStyle w:val="VerbatimChar"/>
               </w:rPr>
-              <w:t xml:space="preserve">★ **面向读者**：本文**未**提供该协议的自动化实现，也**未**做跨项目复现验证（见 §9）。</w:t>
+              <w:t xml:space="preserve">**面向读者**：本文**未**提供该协议的自动化实现，也**未**做跨项目复现验证（见 §9）。</w:t>
             </w:r>
           </w:p>
         </w:tc>
@@ -5489,7 +5361,7 @@
               <w:t xml:space="preserve"> </w:t>
             </w:r>
             <w:r>
-              <w:t xml:space="preserve">→ 4 处（L313 / L338 / L346 / L427）✔</w:t>
+              <w:t xml:space="preserve">→ 4 处（L313 / L338 / L346 / L427）</w:t>
             </w:r>
           </w:p>
         </w:tc>
@@ -5589,7 +5461,7 @@
               <w:rPr>
                 <w:rStyle w:val="VerbatimChar"/>
               </w:rPr>
-              <w:t xml:space="preserve">★ **面向读者**：本文**未**把该预注册表成文（见 §9 第 4 项）；★ **本文自己写下的全部推断箭头，其独立证伪条件已逐条列出（见 §3.5）**。</w:t>
+              <w:t xml:space="preserve">**面向读者**：本文**未**把该预注册表成文（见 §9 第 4 项）；**本文自己写下的全部推断箭头，其独立证伪条件已逐条列出（见 §3.5）**。</w:t>
             </w:r>
           </w:p>
         </w:tc>
@@ -5613,19 +5485,19 @@
               <w:jc w:val="left"/>
             </w:pPr>
             <w:r>
-              <w:t xml:space="preserve">同上 ✔</w:t>
-            </w:r>
-          </w:p>
-        </w:tc>
-        <w:tc>
-          <w:tcPr/>
-          <w:p>
-            <w:pPr>
-              <w:pStyle w:val="Compact"/>
-              <w:jc w:val="left"/>
-            </w:pPr>
-            <w:r>
-              <w:t xml:space="preserve">同上；★ 顺手把 §3.5 接到 §4.3（"审计之前先写否证条件"这一步，本文</w:t>
+              <w:t xml:space="preserve">同上</w:t>
+            </w:r>
+          </w:p>
+        </w:tc>
+        <w:tc>
+          <w:tcPr/>
+          <w:p>
+            <w:pPr>
+              <w:pStyle w:val="Compact"/>
+              <w:jc w:val="left"/>
+            </w:pPr>
+            <w:r>
+              <w:t xml:space="preserve">同上；顺手把 §3.5 接到 §4.3（"审计之前先写否证条件"这一步，本文</w:t>
             </w:r>
             <w:r>
               <w:rPr>
@@ -5723,7 +5595,7 @@
               <w:rPr>
                 <w:rStyle w:val="VerbatimChar"/>
               </w:rPr>
-              <w:t xml:space="preserve">★ **面向读者**：本文**未**将该 checklist 交付外部试跑（见 §9 第 6 项）。</w:t>
+              <w:t xml:space="preserve">**面向读者**：本文**未**将该 checklist 交付外部试跑（见 §9 第 6 项）。</w:t>
             </w:r>
           </w:p>
         </w:tc>
@@ -5747,7 +5619,7 @@
               <w:jc w:val="left"/>
             </w:pPr>
             <w:r>
-              <w:t xml:space="preserve">同上 ✔</w:t>
+              <w:t xml:space="preserve">同上</w:t>
             </w:r>
           </w:p>
         </w:tc>
@@ -5839,7 +5711,7 @@
               <w:jc w:val="left"/>
             </w:pPr>
             <w:r>
-              <w:t xml:space="preserve">同上 ✔</w:t>
+              <w:t xml:space="preserve">同上</w:t>
             </w:r>
           </w:p>
         </w:tc>
@@ -6089,12 +5961,6 @@
               </w:rPr>
               <w:t xml:space="preserve">数据行 = 11</w:t>
             </w:r>
-            <w:r>
-              <w:t xml:space="preserve"> </w:t>
-            </w:r>
-            <w:r>
-              <w:t xml:space="preserve">✔</w:t>
-            </w:r>
           </w:p>
         </w:tc>
         <w:tc>
@@ -6215,7 +6081,7 @@
               <w:t xml:space="preserve"> </w:t>
             </w:r>
             <w:r>
-              <w:t xml:space="preserve">显示该段 0 改动 ✔</w:t>
+              <w:t xml:space="preserve">显示该段 0 改动</w:t>
             </w:r>
           </w:p>
         </w:tc>
@@ -6284,71 +6150,111 @@
               <w:rPr>
                 <w:rStyle w:val="VerbatimChar"/>
               </w:rPr>
-              <w:t xml:space="preserve">*本文为**待完成草稿**。`✅` = 一手文件可回查；`📌` = 跨 session 记录、一手文件待回查；`【待完成】` 处不得在定稿前保留。*</w:t>
-            </w:r>
-          </w:p>
-        </w:tc>
-        <w:tc>
-          <w:tcPr/>
-          <w:p>
-            <w:pPr>
-              <w:pStyle w:val="Compact"/>
-              <w:jc w:val="left"/>
-            </w:pPr>
-            <w:r>
-              <w:t xml:space="preserve">原文保留</w:t>
-            </w:r>
-            <w:r>
-              <w:t xml:space="preserve"> </w:t>
-            </w:r>
-            <w:r>
-              <w:rPr>
-                <w:bCs/>
-                <w:b/>
-              </w:rPr>
-              <w:t xml:space="preserve">+</w:t>
-            </w:r>
-            <w:r>
-              <w:t xml:space="preserve"> </w:t>
-            </w:r>
-            <w:r>
-              <w:rPr>
-                <w:rStyle w:val="VerbatimChar"/>
-              </w:rPr>
-              <w:t xml:space="preserve">★ **证据等级的正式定义见 §1.4**；★ **全部未做项集中在 §9**，正文其余位置的 `【待完成】` / `📌` 均为该区块的条目提示。</w:t>
-            </w:r>
-          </w:p>
-        </w:tc>
-        <w:tc>
-          <w:tcPr/>
-          <w:p>
-            <w:pPr>
-              <w:pStyle w:val="Compact"/>
-              <w:jc w:val="left"/>
-            </w:pPr>
-            <w:r>
-              <w:t xml:space="preserve">读者知道去哪找未做项</w:t>
-            </w:r>
-          </w:p>
-        </w:tc>
-        <w:tc>
-          <w:tcPr/>
-          <w:p>
-            <w:pPr>
-              <w:pStyle w:val="Compact"/>
-              <w:jc w:val="left"/>
-            </w:pPr>
-            <w:r>
-              <w:rPr>
-                <w:rStyle w:val="VerbatimChar"/>
-              </w:rPr>
-              <w:t xml:space="preserve">grep -n "全部未做项集中在 §9" $F</w:t>
-            </w:r>
-            <w:r>
-              <w:t xml:space="preserve"> </w:t>
-            </w:r>
-            <w:r>
-              <w:t xml:space="preserve">→ L487 ✔</w:t>
+              <w:t xml:space="preserve">*本文为**待完成草稿**。</w:t>
+            </w:r>
+            <w:r>
+              <w:t xml:space="preserve"> </w:t>
+            </w:r>
+            <w:r>
+              <w:t xml:space="preserve">= 一手文件可回查；</w:t>
+            </w:r>
+            <w:r>
+              <w:rPr>
+                <w:rStyle w:val="VerbatimChar"/>
+              </w:rPr>
+              <w:t xml:space="preserve">【待回查】</w:t>
+            </w:r>
+            <w:r>
+              <w:t xml:space="preserve"> </w:t>
+            </w:r>
+            <w:r>
+              <w:t xml:space="preserve">= 跨 session 记录、一手文件待回查；</w:t>
+            </w:r>
+            <w:r>
+              <w:rPr>
+                <w:rStyle w:val="VerbatimChar"/>
+              </w:rPr>
+              <w:t xml:space="preserve">【待完成】</w:t>
+            </w:r>
+            <w:r>
+              <w:t xml:space="preserve"> </w:t>
+            </w:r>
+            <w:r>
+              <w:t xml:space="preserve">处不得在定稿前保留。*</w:t>
+            </w:r>
+            <w:r>
+              <w:rPr>
+                <w:rStyle w:val="VerbatimChar"/>
+              </w:rPr>
+              <w:t xml:space="preserve">| 原文保留 **+**</w:t>
+            </w:r>
+            <w:r>
+              <w:t xml:space="preserve">★</w:t>
+            </w:r>
+            <w:r>
+              <w:t xml:space="preserve"> </w:t>
+            </w:r>
+            <w:r>
+              <w:rPr>
+                <w:bCs/>
+                <w:b/>
+              </w:rPr>
+              <w:t xml:space="preserve">证据等级的正式定义见 §1.4</w:t>
+            </w:r>
+            <w:r>
+              <w:t xml:space="preserve">；★</w:t>
+            </w:r>
+            <w:r>
+              <w:t xml:space="preserve"> </w:t>
+            </w:r>
+            <w:r>
+              <w:rPr>
+                <w:bCs/>
+                <w:b/>
+              </w:rPr>
+              <w:t xml:space="preserve">全部未做项集中在 §9</w:t>
+            </w:r>
+            <w:r>
+              <w:t xml:space="preserve">，正文其余位置的</w:t>
+            </w:r>
+            <w:r>
+              <w:t xml:space="preserve"> </w:t>
+            </w:r>
+            <w:r>
+              <w:rPr>
+                <w:rStyle w:val="VerbatimChar"/>
+              </w:rPr>
+              <w:t xml:space="preserve">【待完成】</w:t>
+            </w:r>
+            <w:r>
+              <w:t xml:space="preserve"> </w:t>
+            </w:r>
+            <w:r>
+              <w:t xml:space="preserve">/</w:t>
+            </w:r>
+            <w:r>
+              <w:t xml:space="preserve"> </w:t>
+            </w:r>
+            <w:r>
+              <w:rPr>
+                <w:rStyle w:val="VerbatimChar"/>
+              </w:rPr>
+              <w:t xml:space="preserve">【待回查】</w:t>
+            </w:r>
+            <w:r>
+              <w:t xml:space="preserve"> </w:t>
+            </w:r>
+            <w:r>
+              <w:t xml:space="preserve">均为该区块的条目提示。`</w:t>
+            </w:r>
+            <w:r>
+              <w:rPr>
+                <w:rStyle w:val="VerbatimChar"/>
+              </w:rPr>
+              <w:t xml:space="preserve">| 读者知道去哪找未做项 |</w:t>
+            </w:r>
+            <w:r>
+              <w:t xml:space="preserve">grep -n "全部未做项集中在 §9" $F` → L487</w:t>
             </w:r>
           </w:p>
         </w:tc>
@@ -6362,6 +6268,30 @@
             <w:r>
               <w:t xml:space="preserve">规格 C-4 改法 1（集中区块）—— G2 只增不减</w:t>
             </w:r>
+          </w:p>
+        </w:tc>
+        <w:tc>
+          <w:tcPr/>
+          <w:p>
+            <w:pPr>
+              <w:pStyle w:val="Compact"/>
+            </w:pPr>
+          </w:p>
+        </w:tc>
+        <w:tc>
+          <w:tcPr/>
+          <w:p>
+            <w:pPr>
+              <w:pStyle w:val="Compact"/>
+            </w:pPr>
+          </w:p>
+        </w:tc>
+        <w:tc>
+          <w:tcPr/>
+          <w:p>
+            <w:pPr>
+              <w:pStyle w:val="Compact"/>
+            </w:pPr>
           </w:p>
         </w:tc>
       </w:tr>
@@ -6412,11 +6342,7 @@
         <w:pStyle w:val="FirstParagraph"/>
       </w:pPr>
       <w:r>
-        <w:rPr>
-          <w:bCs/>
-          <w:b/>
-        </w:rPr>
-        <w:t xml:space="preserve">★ G2 验收（限定条款只增不减）</w:t>
+        <w:t xml:space="preserve">** G2 验收（限定条款只增不减）**</w:t>
       </w:r>
     </w:p>
     <w:p>
@@ -6469,12 +6395,6 @@
       <w:pPr>
         <w:pStyle w:val="BlockText"/>
       </w:pPr>
-      <w:r>
-        <w:t xml:space="preserve">★</w:t>
-      </w:r>
-      <w:r>
-        <w:t xml:space="preserve"> </w:t>
-      </w:r>
       <w:r>
         <w:rPr>
           <w:bCs/>
@@ -6595,7 +6515,7 @@
               <w:jc w:val="left"/>
             </w:pPr>
             <w:r>
-              <w:t xml:space="preserve">执行的是哪条纪律 / 审稿意见</w:t>
+              <w:t xml:space="preserve">执行的是哪条要求 / 审稿意见</w:t>
             </w:r>
           </w:p>
         </w:tc>
@@ -6731,12 +6651,6 @@
               </w:rPr>
               <w:t xml:space="preserve">§3.5 推断链行数 = 11</w:t>
             </w:r>
-            <w:r>
-              <w:t xml:space="preserve"> </w:t>
-            </w:r>
-            <w:r>
-              <w:t xml:space="preserve">✔</w:t>
-            </w:r>
           </w:p>
         </w:tc>
         <w:tc>
@@ -6853,7 +6767,7 @@
               <w:t xml:space="preserve">证伪条件两两不同: True</w:t>
             </w:r>
             <w:r>
-              <w:t xml:space="preserve">（11 条条件字符串全不同）✔</w:t>
+              <w:t xml:space="preserve">（11 条条件字符串全不同）</w:t>
             </w:r>
           </w:p>
         </w:tc>
@@ -6985,7 +6899,7 @@
               <w:t xml:space="preserve"> </w:t>
             </w:r>
             <w:r>
-              <w:t xml:space="preserve">→ 0 命中 ✔</w:t>
+              <w:t xml:space="preserve">→ 0 命中</w:t>
             </w:r>
           </w:p>
         </w:tc>
@@ -7242,31 +7156,27 @@
         <w:pStyle w:val="BodyText"/>
       </w:pPr>
       <w:r>
+        <w:t xml:space="preserve">** 为什么本篇的证伪条件是"独立"的（不重复）</w:t>
+      </w:r>
+      <w:r>
         <w:rPr>
           <w:bCs/>
           <w:b/>
         </w:rPr>
-        <w:t xml:space="preserve">★ 为什么本篇的证伪条件是"独立"的（不重复）</w:t>
-      </w:r>
-      <w:r>
         <w:t xml:space="preserve">：11 条分别落在</w:t>
+      </w:r>
+      <w:r>
+        <w:t xml:space="preserve">不同类型的证据动作</w:t>
       </w:r>
       <w:r>
         <w:rPr>
           <w:bCs/>
           <w:b/>
         </w:rPr>
-        <w:t xml:space="preserve">不同类型的证据动作</w:t>
-      </w:r>
-      <w:r>
         <w:t xml:space="preserve">上 —— 调用日志 / 单元测试 / 单变量对照 / 源码逐字核 / 构念锚定重跑 / 内部量测量 / 字节级 diff / 任务数功效估计 / 型号探测 / 增量判据重算 / 判官重复读数。</w:t>
       </w:r>
       <w:r>
-        <w:rPr>
-          <w:bCs/>
-          <w:b/>
-        </w:rPr>
-        <w:t xml:space="preserve">没有两条是同一个动作。</w:t>
+        <w:t xml:space="preserve">没有两条是同一个动作。**</w:t>
       </w:r>
     </w:p>
     <w:p>
@@ -7441,7 +7351,7 @@
               <w:jc w:val="left"/>
             </w:pPr>
             <w:r>
-              <w:t xml:space="preserve">执行的是哪条纪律 / 审稿意见</w:t>
+              <w:t xml:space="preserve">执行的是哪条要求 / 审稿意见</w:t>
             </w:r>
           </w:p>
         </w:tc>
@@ -7526,10 +7436,7 @@
               <w:t xml:space="preserve">全部来自同一个研究簇</w:t>
             </w:r>
             <w:r>
-              <w:t xml:space="preserve"> </w:t>
-            </w:r>
-            <w:r>
-              <w:t xml:space="preserve">⇒ 把本篇与本系列其他篇的相互引用当成多次独立复现，是不成立的"）+ 6 行 × 7 列表</w:t>
+              <w:t xml:space="preserve">，把本篇与本系列其他篇的相互引用当成多次独立复现，是不成立的"）+ 6 行 × 7 列表</w:t>
             </w:r>
           </w:p>
         </w:tc>
@@ -7569,10 +7476,7 @@
               <w:t xml:space="preserve">§6.2 表头列数 = 7</w:t>
             </w:r>
             <w:r>
-              <w:t xml:space="preserve">（= 行标签「材料组」+ ①–⑥ 六列）；数据行 = 6 ✔；★</w:t>
-            </w:r>
-            <w:r>
-              <w:t xml:space="preserve"> </w:t>
+              <w:t xml:space="preserve">（= 行标签「材料组」+ ①–⑥ 六列）；数据行 = 6；</w:t>
             </w:r>
             <w:r>
               <w:rPr>
@@ -7703,7 +7607,7 @@
               <w:jc w:val="left"/>
             </w:pPr>
             <w:r>
-              <w:t xml:space="preserve">人工逐列对照审稿意见第 231–236 行 ✔</w:t>
+              <w:t xml:space="preserve">人工逐列对照审稿意见第 231–236 行</w:t>
             </w:r>
           </w:p>
         </w:tc>
@@ -7840,10 +7744,7 @@
               <w:t xml:space="preserve"> </w:t>
             </w:r>
             <w:r>
-              <w:t xml:space="preserve">§5，★</w:t>
-            </w:r>
-            <w:r>
-              <w:t xml:space="preserve"> </w:t>
+              <w:t xml:space="preserve">§5，</w:t>
             </w:r>
             <w:r>
               <w:rPr>
@@ -7880,7 +7781,7 @@
               <w:t xml:space="preserve"> </w:t>
             </w:r>
             <w:r>
-              <w:t xml:space="preserve">/ 禁词表 / ToT 源码（✔ 可回源</w:t>
+              <w:t xml:space="preserve">/ 禁词表 / ToT 源码（可回源</w:t>
             </w:r>
             <w:r>
               <w:t xml:space="preserve"> </w:t>
@@ -7904,7 +7805,7 @@
               <w:t xml:space="preserve"> </w:t>
             </w:r>
             <w:r>
-              <w:t xml:space="preserve">= ★</w:t>
+              <w:t xml:space="preserve">=</w:t>
             </w:r>
             <w:r>
               <w:t xml:space="preserve"> </w:t>
@@ -7929,7 +7830,7 @@
               <w:t xml:space="preserve"> </w:t>
             </w:r>
             <w:r>
-              <w:t xml:space="preserve">= ★</w:t>
+              <w:t xml:space="preserve">=</w:t>
             </w:r>
             <w:r>
               <w:t xml:space="preserve"> </w:t>
@@ -7964,7 +7865,7 @@
               <w:t xml:space="preserve"> </w:t>
             </w:r>
             <w:r>
-              <w:t xml:space="preserve">= ★</w:t>
+              <w:t xml:space="preserve">=</w:t>
             </w:r>
             <w:r>
               <w:t xml:space="preserve"> </w:t>
@@ -7999,7 +7900,7 @@
               <w:t xml:space="preserve"> </w:t>
             </w:r>
             <w:r>
-              <w:t xml:space="preserve">= ★ 与</w:t>
+              <w:t xml:space="preserve">= 与</w:t>
             </w:r>
             <w:r>
               <w:t xml:space="preserve"> </w:t>
@@ -8012,13 +7913,7 @@
               <w:t xml:space="preserve">A 篇 / D 篇共享同一批一手复盘</w:t>
             </w:r>
             <w:r>
-              <w:t xml:space="preserve"> </w:t>
-            </w:r>
-            <w:r>
-              <w:t xml:space="preserve">⇒ ★</w:t>
-            </w:r>
-            <w:r>
-              <w:t xml:space="preserve"> </w:t>
+              <w:t xml:space="preserve">，</w:t>
             </w:r>
             <w:r>
               <w:rPr>
@@ -8068,22 +7963,19 @@
               <w:t xml:space="preserve"> </w:t>
             </w:r>
             <w:r>
-              <w:t xml:space="preserve">→ L415 ✔</w:t>
-            </w:r>
-          </w:p>
-        </w:tc>
-        <w:tc>
-          <w:tcPr/>
-          <w:p>
-            <w:pPr>
-              <w:pStyle w:val="Compact"/>
-              <w:jc w:val="left"/>
-            </w:pPr>
-            <w:r>
-              <w:t xml:space="preserve">审稿 §七.问题二；★</w:t>
-            </w:r>
-            <w:r>
-              <w:t xml:space="preserve"> </w:t>
+              <w:t xml:space="preserve">→ L415</w:t>
+            </w:r>
+          </w:p>
+        </w:tc>
+        <w:tc>
+          <w:tcPr/>
+          <w:p>
+            <w:pPr>
+              <w:pStyle w:val="Compact"/>
+              <w:jc w:val="left"/>
+            </w:pPr>
+            <w:r>
+              <w:t xml:space="preserve">审稿 §七.问题二；</w:t>
             </w:r>
             <w:r>
               <w:rPr>
@@ -8217,7 +8109,7 @@
               <w:t xml:space="preserve"> </w:t>
             </w:r>
             <w:r>
-              <w:t xml:space="preserve">= 新运行 = ★</w:t>
+              <w:t xml:space="preserve">= 新运行 =</w:t>
             </w:r>
             <w:r>
               <w:t xml:space="preserve"> </w:t>
@@ -8230,7 +8122,7 @@
               <w:t xml:space="preserve">无</w:t>
             </w:r>
             <w:r>
-              <w:t xml:space="preserve">（§4.1 只读边界）、新评价者 = ★</w:t>
+              <w:t xml:space="preserve">（§4.1 只读边界）、新评价者 =</w:t>
             </w:r>
             <w:r>
               <w:t xml:space="preserve"> </w:t>
@@ -8255,7 +8147,7 @@
               <w:t xml:space="preserve"> </w:t>
             </w:r>
             <w:r>
-              <w:t xml:space="preserve">= ★</w:t>
+              <w:t xml:space="preserve">=</w:t>
             </w:r>
             <w:r>
               <w:t xml:space="preserve"> </w:t>
@@ -8290,7 +8182,7 @@
               <w:t xml:space="preserve"> </w:t>
             </w:r>
             <w:r>
-              <w:t xml:space="preserve">= ★ 与</w:t>
+              <w:t xml:space="preserve">= 与</w:t>
             </w:r>
             <w:r>
               <w:t xml:space="preserve"> </w:t>
@@ -8303,10 +8195,7 @@
               <w:t xml:space="preserve">A 篇共享同一次审计</w:t>
             </w:r>
             <w:r>
-              <w:t xml:space="preserve">（A 篇 §4.6 自陈"与 C 篇共享同一次审计"）⇒</w:t>
-            </w:r>
-            <w:r>
-              <w:t xml:space="preserve"> </w:t>
+              <w:t xml:space="preserve">（A 篇 §4.6 自陈"与 C 篇共享同一次审计"），</w:t>
             </w:r>
             <w:r>
               <w:rPr>
@@ -8316,7 +8205,7 @@
               <w:t xml:space="preserve">不能当两次独立证据</w:t>
             </w:r>
             <w:r>
-              <w:t xml:space="preserve">；★ 与</w:t>
+              <w:t xml:space="preserve">；与</w:t>
             </w:r>
             <w:r>
               <w:t xml:space="preserve"> </w:t>
@@ -8362,22 +8251,19 @@
               <w:t xml:space="preserve"> </w:t>
             </w:r>
             <w:r>
-              <w:t xml:space="preserve">→ L416 ✔</w:t>
-            </w:r>
-          </w:p>
-        </w:tc>
-        <w:tc>
-          <w:tcPr/>
-          <w:p>
-            <w:pPr>
-              <w:pStyle w:val="Compact"/>
-              <w:jc w:val="left"/>
-            </w:pPr>
-            <w:r>
-              <w:t xml:space="preserve">审稿 §七.问题二；★</w:t>
-            </w:r>
-            <w:r>
-              <w:t xml:space="preserve"> </w:t>
+              <w:t xml:space="preserve">→ L416</w:t>
+            </w:r>
+          </w:p>
+        </w:tc>
+        <w:tc>
+          <w:tcPr/>
+          <w:p>
+            <w:pPr>
+              <w:pStyle w:val="Compact"/>
+              <w:jc w:val="left"/>
+            </w:pPr>
+            <w:r>
+              <w:t xml:space="preserve">审稿 §七.问题二；</w:t>
             </w:r>
             <w:r>
               <w:rPr>
@@ -8387,10 +8273,7 @@
               <w:t xml:space="preserve">本篇的特别点</w:t>
             </w:r>
             <w:r>
-              <w:t xml:space="preserve">（§3 四类来自一次外部只读审计）—— 已写进表里；★</w:t>
-            </w:r>
-            <w:r>
-              <w:t xml:space="preserve"> </w:t>
+              <w:t xml:space="preserve">（§3 四类来自一次外部只读审计）—— 已写进表里；</w:t>
             </w:r>
             <w:r>
               <w:rPr>
@@ -8465,7 +8348,7 @@
               <w:t xml:space="preserve"> </w:t>
             </w:r>
             <w:r>
-              <w:t xml:space="preserve">= 新运行 = ★</w:t>
+              <w:t xml:space="preserve">= 新运行 =</w:t>
             </w:r>
             <w:r>
               <w:t xml:space="preserve"> </w:t>
@@ -8490,7 +8373,7 @@
               <w:t xml:space="preserve"> </w:t>
             </w:r>
             <w:r>
-              <w:t xml:space="preserve">= ★</w:t>
+              <w:t xml:space="preserve">=</w:t>
             </w:r>
             <w:r>
               <w:t xml:space="preserve"> </w:t>
@@ -8525,10 +8408,7 @@
               <w:t xml:space="preserve"> </w:t>
             </w:r>
             <w:r>
-              <w:t xml:space="preserve">§1.1）⇒</w:t>
-            </w:r>
-            <w:r>
-              <w:t xml:space="preserve"> </w:t>
+              <w:t xml:space="preserve">§1.1），</w:t>
             </w:r>
             <w:r>
               <w:rPr>
@@ -8560,7 +8440,7 @@
               <w:t xml:space="preserve"> </w:t>
             </w:r>
             <w:r>
-              <w:t xml:space="preserve">= ★ 与</w:t>
+              <w:t xml:space="preserve">= 与</w:t>
             </w:r>
             <w:r>
               <w:t xml:space="preserve"> </w:t>
@@ -8573,7 +8453,7 @@
               <w:t xml:space="preserve">A 篇共享</w:t>
             </w:r>
             <w:r>
-              <w:t xml:space="preserve">同一 dual 臂历史读数与同一型号池 ⇒ A 篇 R2 / R3 / R4 同样需按 4 支重算；★ 与</w:t>
+              <w:t xml:space="preserve">同一 dual 臂历史读数与同一型号池，A 篇 R2 / R3 / R4 同样需按 4 支重算；与</w:t>
             </w:r>
             <w:r>
               <w:t xml:space="preserve"> </w:t>
@@ -8629,7 +8509,7 @@
               <w:t xml:space="preserve"> </w:t>
             </w:r>
             <w:r>
-              <w:t xml:space="preserve">→ L417 ✔；★ 回源：</w:t>
+              <w:t xml:space="preserve">→ L417；回源：</w:t>
             </w:r>
             <w:r>
               <w:rPr>
@@ -8641,19 +8521,19 @@
               <w:t xml:space="preserve"> </w:t>
             </w:r>
             <w:r>
-              <w:t xml:space="preserve">实测"两条完全独立的路径撞上同一根因" + "A 篇 R2 的 dual 臂断言数与矛盾率分母 ⚠️ 需重算"</w:t>
-            </w:r>
-          </w:p>
-        </w:tc>
-        <w:tc>
-          <w:tcPr/>
-          <w:p>
-            <w:pPr>
-              <w:pStyle w:val="Compact"/>
-              <w:jc w:val="left"/>
-            </w:pPr>
-            <w:r>
-              <w:t xml:space="preserve">审稿 §七.问题二；★ 跨篇共享已</w:t>
+              <w:t xml:space="preserve">实测"两条完全独立的路径撞上同一根因" + "A 篇 R2 的 dual 臂断言数与矛盾率分母 需重算"</w:t>
+            </w:r>
+          </w:p>
+        </w:tc>
+        <w:tc>
+          <w:tcPr/>
+          <w:p>
+            <w:pPr>
+              <w:pStyle w:val="Compact"/>
+              <w:jc w:val="left"/>
+            </w:pPr>
+            <w:r>
+              <w:t xml:space="preserve">审稿 §七.问题二；跨篇共享已</w:t>
             </w:r>
             <w:r>
               <w:rPr>
@@ -8731,7 +8611,7 @@
               <w:t xml:space="preserve"> </w:t>
             </w:r>
             <w:r>
-              <w:t xml:space="preserve">= ★</w:t>
+              <w:t xml:space="preserve">=</w:t>
             </w:r>
             <w:r>
               <w:t xml:space="preserve"> </w:t>
@@ -8756,7 +8636,7 @@
               <w:t xml:space="preserve"> </w:t>
             </w:r>
             <w:r>
-              <w:t xml:space="preserve">= ★ 与</w:t>
+              <w:t xml:space="preserve">= 与</w:t>
             </w:r>
             <w:r>
               <w:t xml:space="preserve"> </w:t>
@@ -8781,7 +8661,7 @@
               <w:t xml:space="preserve"> </w:t>
             </w:r>
             <w:r>
-              <w:t xml:space="preserve">= ★ 与</w:t>
+              <w:t xml:space="preserve">= 与</w:t>
             </w:r>
             <w:r>
               <w:t xml:space="preserve"> </w:t>
@@ -8806,7 +8686,7 @@
               <w:t xml:space="preserve"> </w:t>
             </w:r>
             <w:r>
-              <w:t xml:space="preserve">的确切日期 ★</w:t>
+              <w:t xml:space="preserve">的确切日期</w:t>
             </w:r>
             <w:r>
               <w:t xml:space="preserve"> </w:t>
@@ -8831,7 +8711,7 @@
               <w:t xml:space="preserve"> </w:t>
             </w:r>
             <w:r>
-              <w:t xml:space="preserve">= ★</w:t>
+              <w:t xml:space="preserve">=</w:t>
             </w:r>
             <w:r>
               <w:t xml:space="preserve"> </w:t>
@@ -8856,7 +8736,7 @@
               <w:t xml:space="preserve"> </w:t>
             </w:r>
             <w:r>
-              <w:t xml:space="preserve">= ★</w:t>
+              <w:t xml:space="preserve">=</w:t>
             </w:r>
             <w:r>
               <w:t xml:space="preserve"> </w:t>
@@ -8891,7 +8771,7 @@
               <w:t xml:space="preserve"> </w:t>
             </w:r>
             <w:r>
-              <w:t xml:space="preserve">= ★ 本篇规程被</w:t>
+              <w:t xml:space="preserve">= 本篇规程被</w:t>
             </w:r>
             <w:r>
               <w:t xml:space="preserve"> </w:t>
@@ -8904,13 +8784,7 @@
               <w:t xml:space="preserve">A 篇 / D 篇引用</w:t>
             </w:r>
             <w:r>
-              <w:t xml:space="preserve"> </w:t>
-            </w:r>
-            <w:r>
-              <w:t xml:space="preserve">⇒ ★</w:t>
-            </w:r>
-            <w:r>
-              <w:t xml:space="preserve"> </w:t>
+              <w:t xml:space="preserve">，</w:t>
             </w:r>
             <w:r>
               <w:rPr>
@@ -8950,7 +8824,7 @@
               <w:t xml:space="preserve"> </w:t>
             </w:r>
             <w:r>
-              <w:t xml:space="preserve">→ L420 ✔；★ 回源：</w:t>
+              <w:t xml:space="preserve">→ L420；回源：</w:t>
             </w:r>
             <w:r>
               <w:rPr>
@@ -9054,7 +8928,7 @@
         <w:pStyle w:val="BlockText"/>
       </w:pPr>
       <w:r>
-        <w:t xml:space="preserve">规格 D-4 立的先例（"★ 自查发现，审稿人未点"）。这两条</w:t>
+        <w:t xml:space="preserve">规格 D-4 立的先例（" 自查发现，审稿人未点"）。这两条</w:t>
       </w:r>
       <w:r>
         <w:rPr>
@@ -9064,7 +8938,7 @@
         <w:t xml:space="preserve">同属总框架</w:t>
       </w:r>
       <w:r>
-        <w:t xml:space="preserve">："论文自己在别处已经写过的纪律，正文没执行"。</w:t>
+        <w:t xml:space="preserve">："论文自己在别处已经写过的要求，正文没执行"。</w:t>
       </w:r>
     </w:p>
     <w:tbl>
@@ -9166,7 +9040,7 @@
               <w:jc w:val="left"/>
             </w:pPr>
             <w:r>
-              <w:t xml:space="preserve">执行的是哪条纪律</w:t>
+              <w:t xml:space="preserve">执行的是哪条要求</w:t>
             </w:r>
           </w:p>
         </w:tc>
@@ -9305,7 +9179,7 @@
               <w:t xml:space="preserve"> </w:t>
             </w:r>
             <w:r>
-              <w:t xml:space="preserve">→ L323 ✔；映射列 13 个序号全覆盖 ✔</w:t>
+              <w:t xml:space="preserve">→ L323；映射列 13 个序号全覆盖</w:t>
             </w:r>
           </w:p>
         </w:tc>
@@ -9493,23 +9367,23 @@
               <w:t xml:space="preserve"> </w:t>
             </w:r>
             <w:r>
-              <w:t xml:space="preserve">→ L359–362 ✔</w:t>
-            </w:r>
-          </w:p>
-        </w:tc>
-        <w:tc>
-          <w:tcPr/>
-          <w:p>
-            <w:pPr>
-              <w:pStyle w:val="Compact"/>
-              <w:jc w:val="left"/>
-            </w:pPr>
-            <w:r>
-              <w:rPr>
-                <w:bCs/>
-                <w:b/>
-              </w:rPr>
-              <w:t xml:space="preserve">让正文执行论文自己已有的纪律</w:t>
+              <w:t xml:space="preserve">→ L359–362</w:t>
+            </w:r>
+          </w:p>
+        </w:tc>
+        <w:tc>
+          <w:tcPr/>
+          <w:p>
+            <w:pPr>
+              <w:pStyle w:val="Compact"/>
+              <w:jc w:val="left"/>
+            </w:pPr>
+            <w:r>
+              <w:rPr>
+                <w:bCs/>
+                <w:b/>
+              </w:rPr>
+              <w:t xml:space="preserve">让正文执行论文自己已有的要求</w:t>
             </w:r>
             <w:r>
               <w:t xml:space="preserve">（D.5 是论文自己写的"与原文的关系"表）；</w:t>
@@ -9543,12 +9417,6 @@
         <w:pStyle w:val="BlockText"/>
       </w:pPr>
       <w:r>
-        <w:t xml:space="preserve">★</w:t>
-      </w:r>
-      <w:r>
-        <w:t xml:space="preserve"> </w:t>
-      </w:r>
-      <w:r>
         <w:rPr>
           <w:bCs/>
           <w:b/>
@@ -9591,7 +9459,7 @@
         <w:t xml:space="preserve">三项</w:t>
       </w:r>
       <w:r>
-        <w:t xml:space="preserve">让审计自身可信的要求" ⇒ 若我把它改成"四项"，就会与总纲产生</w:t>
+        <w:t xml:space="preserve">让审计自身可信的要求"，若我把它改成"四项"，就会与总纲产生</w:t>
       </w:r>
       <w:r>
         <w:rPr>
@@ -9601,10 +9469,7 @@
         <w:t xml:space="preserve">新的跨篇冲突</w:t>
       </w:r>
       <w:r>
-        <w:t xml:space="preserve">（且总纲不在我本轮可改范围内）⇒</w:t>
-      </w:r>
-      <w:r>
-        <w:t xml:space="preserve"> </w:t>
+        <w:t xml:space="preserve">（且总纲不在我这一轮可改范围内），</w:t>
       </w:r>
       <w:r>
         <w:rPr>
@@ -9862,7 +9727,7 @@
               <w:t xml:space="preserve">不编造日期</w:t>
             </w:r>
             <w:r>
-              <w:t xml:space="preserve">是比填一个日期更正确的做法；已在 §6.2 第 ① 列写明"★ 日期未归档"</w:t>
+              <w:t xml:space="preserve">是比填一个日期更正确的做法；已在 §6.2 第 ① 列写明" 日期未归档"</w:t>
             </w:r>
           </w:p>
         </w:tc>
@@ -10025,7 +9890,7 @@
               <w:t xml:space="preserve"> </w:t>
             </w:r>
             <w:r>
-              <w:t xml:space="preserve">与文献对照"1000 次 ⇒ 80 个唯一补全"</w:t>
+              <w:t xml:space="preserve">与文献对照"1000 次，80 个唯一补全"</w:t>
             </w:r>
           </w:p>
         </w:tc>
@@ -10161,7 +10026,7 @@
               <w:t xml:space="preserve"> </w:t>
             </w:r>
             <w:r>
-              <w:t xml:space="preserve">+ ⚠️"一手文件位于另一沙箱，尚未回查"</w:t>
+              <w:t xml:space="preserve">+ "一手文件位于另一沙箱，尚未回查"</w:t>
             </w:r>
           </w:p>
         </w:tc>
@@ -10265,7 +10130,7 @@
               <w:t xml:space="preserve">papers/改稿报告_C_2026-10-24.md</w:t>
             </w:r>
             <w:r>
-              <w:t xml:space="preserve">" ⇒ docx</w:t>
+              <w:t xml:space="preserve">"，docx</w:t>
             </w:r>
             <w:r>
               <w:t xml:space="preserve"> </w:t>
@@ -10286,12 +10151,6 @@
               <w:pStyle w:val="Compact"/>
               <w:jc w:val="left"/>
             </w:pPr>
-            <w:r>
-              <w:t xml:space="preserve">★</w:t>
-            </w:r>
-            <w:r>
-              <w:t xml:space="preserve"> </w:t>
-            </w:r>
             <w:r>
               <w:rPr>
                 <w:bCs/>
@@ -12724,7 +12583,7 @@
         <w:pStyle w:val="Heading3"/>
       </w:pPr>
       <w:r>
-        <w:t xml:space="preserve">4.2 ★ S1 数字零改动的</w:t>
+        <w:t xml:space="preserve">4.2 S1 数字零改动的</w:t>
       </w:r>
       <w:r>
         <w:rPr>
@@ -13339,12 +13198,6 @@
               <w:jc w:val="left"/>
             </w:pPr>
             <w:r>
-              <w:t xml:space="preserve">★</w:t>
-            </w:r>
-            <w:r>
-              <w:t xml:space="preserve"> </w:t>
-            </w:r>
-            <w:r>
               <w:rPr>
                 <w:bCs/>
                 <w:b/>
@@ -14542,23 +14395,11 @@
         <w:pStyle w:val="FirstParagraph"/>
       </w:pPr>
       <w:r>
-        <w:t xml:space="preserve">⇒ ★</w:t>
-      </w:r>
-      <w:r>
-        <w:t xml:space="preserve"> </w:t>
-      </w:r>
-      <w:r>
         <w:rPr>
           <w:bCs/>
           <w:b/>
         </w:rPr>
-        <w:t xml:space="preserve">G1 判定：新增 token 集合 = {路径片段, 章节号, 既有读数的再引用} ⇒ 新增读数 = ∅。</w:t>
-      </w:r>
-      <w:r>
-        <w:t xml:space="preserve"> </w:t>
-      </w:r>
-      <w:r>
-        <w:t xml:space="preserve">⇒ ★</w:t>
+        <w:t xml:space="preserve">G1 判定：新增 token 集合 = {路径片段, 章节号, 既有读数的再引用}，新增读数 = ∅。</w:t>
       </w:r>
       <w:r>
         <w:t xml:space="preserve"> </w:t>
@@ -14571,7 +14412,7 @@
         <w:t xml:space="preserve">未做</w:t>
       </w:r>
       <w:r>
-        <w:t xml:space="preserve">：跑新实验（∅）、编造读数（∅）、引入新文献（∅ —— 本轮</w:t>
+        <w:t xml:space="preserve">：跑新实验（∅）、编造读数（∅）、引入新文献（∅ —— 这一轮</w:t>
       </w:r>
       <w:r>
         <w:rPr>
@@ -15006,81 +14847,98 @@
         <w:pStyle w:val="FirstParagraph"/>
       </w:pPr>
       <w:r>
+        <w:t xml:space="preserve">** G5 逐条判读说明</w:t>
+      </w:r>
+      <w:r>
         <w:rPr>
           <w:bCs/>
           <w:b/>
         </w:rPr>
-        <w:t xml:space="preserve">★ G5 逐条判读说明</w:t>
-      </w:r>
-      <w:r>
         <w:t xml:space="preserve">：</w:t>
       </w:r>
       <w:r>
         <w:rPr>
           <w:rStyle w:val="VerbatimChar"/>
-        </w:rPr>
-        <w:t xml:space="preserve">不可分辨</w:t>
-      </w:r>
-      <w:r>
-        <w:t xml:space="preserve"> </w:t>
-      </w:r>
-      <w:r>
-        <w:t xml:space="preserve">/</w:t>
-      </w:r>
-      <w:r>
-        <w:t xml:space="preserve"> </w:t>
-      </w:r>
-      <w:r>
-        <w:rPr>
-          <w:rStyle w:val="VerbatimChar"/>
-        </w:rPr>
-        <w:t xml:space="preserve">未检出</w:t>
-      </w:r>
-      <w:r>
-        <w:t xml:space="preserve"> </w:t>
-      </w:r>
-      <w:r>
-        <w:t xml:space="preserve">全文只出现在 3 处 —— ① L288 的</w:t>
-      </w:r>
-      <w:r>
-        <w:rPr>
           <w:bCs/>
           <w:b/>
         </w:rPr>
-        <w:t xml:space="preserve">取值词表声明</w:t>
-      </w:r>
-      <w:r>
-        <w:t xml:space="preserve">（并注明"本表的取值只用到前两种"）；② L518 D.2 实例 B 的原文；③ L519 本轮</w:t>
+        <w:t xml:space="preserve">不可分辨</w:t>
       </w:r>
       <w:r>
         <w:rPr>
           <w:bCs/>
           <w:b/>
         </w:rPr>
-        <w:t xml:space="preserve">新增的澄清</w:t>
-      </w:r>
-      <w:r>
-        <w:t xml:space="preserve">（明确它是</w:t>
+        <w:t xml:space="preserve"> </w:t>
       </w:r>
       <w:r>
         <w:rPr>
           <w:bCs/>
           <w:b/>
         </w:rPr>
-        <w:t xml:space="preserve">分母结构问题</w:t>
-      </w:r>
-      <w:r>
-        <w:t xml:space="preserve">，不是"没测出差异"，并声明本文未做该对比的功效估计）。⇒</w:t>
-      </w:r>
-      <w:r>
-        <w:t xml:space="preserve"> </w:t>
+        <w:t xml:space="preserve">/</w:t>
       </w:r>
       <w:r>
         <w:rPr>
           <w:bCs/>
           <w:b/>
         </w:rPr>
-        <w:t xml:space="preserve">凡出现处，旁边都有等效的排除性说明，没有裸的"不可分辨/未检出"断言。</w:t>
+        <w:t xml:space="preserve"> </w:t>
+      </w:r>
+      <w:r>
+        <w:rPr>
+          <w:rStyle w:val="VerbatimChar"/>
+          <w:bCs/>
+          <w:b/>
+        </w:rPr>
+        <w:t xml:space="preserve">未检出</w:t>
+      </w:r>
+      <w:r>
+        <w:rPr>
+          <w:bCs/>
+          <w:b/>
+        </w:rPr>
+        <w:t xml:space="preserve"> </w:t>
+      </w:r>
+      <w:r>
+        <w:rPr>
+          <w:bCs/>
+          <w:b/>
+        </w:rPr>
+        <w:t xml:space="preserve">全文只出现在 3 处 —— ① L288 的</w:t>
+      </w:r>
+      <w:r>
+        <w:t xml:space="preserve">取值词表声明</w:t>
+      </w:r>
+      <w:r>
+        <w:rPr>
+          <w:bCs/>
+          <w:b/>
+        </w:rPr>
+        <w:t xml:space="preserve">（并注明"本表的取值只用到前两种"）；② L518 D.2 实例 B 的原文；③ L519 这一轮</w:t>
+      </w:r>
+      <w:r>
+        <w:t xml:space="preserve">新增的澄清</w:t>
+      </w:r>
+      <w:r>
+        <w:rPr>
+          <w:bCs/>
+          <w:b/>
+        </w:rPr>
+        <w:t xml:space="preserve">（明确它是</w:t>
+      </w:r>
+      <w:r>
+        <w:t xml:space="preserve">分母结构问题</w:t>
+      </w:r>
+      <w:r>
+        <w:rPr>
+          <w:bCs/>
+          <w:b/>
+        </w:rPr>
+        <w:t xml:space="preserve">，不是"没测出差异"，并声明本文未做该对比的功效估计）。</w:t>
+      </w:r>
+      <w:r>
+        <w:t xml:space="preserve">凡出现处，旁边都有等效的排除性说明，没有裸的"不可分辨/未检出"断言。**</w:t>
       </w:r>
     </w:p>
     <w:p>
@@ -15331,12 +15189,6 @@
       <w:pPr>
         <w:pStyle w:val="FirstParagraph"/>
       </w:pPr>
-      <w:r>
-        <w:t xml:space="preserve">⇒</w:t>
-      </w:r>
-      <w:r>
-        <w:t xml:space="preserve"> </w:t>
-      </w:r>
       <w:r>
         <w:rPr>
           <w:bCs/>
@@ -15665,7 +15517,7 @@
         <w:t xml:space="preserve">tools/check_docx.py</w:t>
       </w:r>
       <w:r>
-        <w:t xml:space="preserve">；② git 版本管理（commit / push）由 owner 统一做；③ ★</w:t>
+        <w:t xml:space="preserve">；② git 版本管理（commit / push）由 owner 统一做；③</w:t>
       </w:r>
       <w:r>
         <w:t xml:space="preserve"> </w:t>
@@ -15688,7 +15540,7 @@
           <w:bCs/>
           <w:b/>
         </w:rPr>
-        <w:t xml:space="preserve">本轮我只改 C 单稿，未碰这两份文件</w:t>
+        <w:t xml:space="preserve">这一轮我只改 C 单稿，未碰这两份文件</w:t>
       </w:r>
       <w:r>
         <w:t xml:space="preserve">：</w:t>
@@ -15949,12 +15801,6 @@
         <w:pStyle w:val="BodyText"/>
       </w:pPr>
       <w:r>
-        <w:t xml:space="preserve">⇒ ★</w:t>
-      </w:r>
-      <w:r>
-        <w:t xml:space="preserve"> </w:t>
-      </w:r>
-      <w:r>
         <w:rPr>
           <w:bCs/>
           <w:b/>
@@ -15981,7 +15827,7 @@
         <w:t xml:space="preserve"> </w:t>
       </w:r>
       <w:r>
-        <w:t xml:space="preserve">④ ★</w:t>
+        <w:t xml:space="preserve">④</w:t>
       </w:r>
       <w:r>
         <w:t xml:space="preserve"> </w:t>
@@ -16033,7 +15879,7 @@
               <w:jc w:val="left"/>
             </w:pPr>
             <w:r>
-              <w:t xml:space="preserve">C 篇（本轮）</w:t>
+              <w:t xml:space="preserve">C 篇（这一轮）</w:t>
             </w:r>
           </w:p>
         </w:tc>
@@ -16107,12 +15953,6 @@
               <w:t xml:space="preserve"> </w:t>
             </w:r>
             <w:r>
-              <w:t xml:space="preserve">✔</w:t>
-            </w:r>
-            <w:r>
-              <w:t xml:space="preserve"> </w:t>
-            </w:r>
-            <w:r>
               <w:rPr>
                 <w:bCs/>
                 <w:b/>
@@ -16129,7 +15969,7 @@
               <w:jc w:val="left"/>
             </w:pPr>
             <w:r>
-              <w:t xml:space="preserve">★ 仍是</w:t>
+              <w:t xml:space="preserve">仍是</w:t>
             </w:r>
             <w:r>
               <w:t xml:space="preserve"> </w:t>
@@ -16141,10 +15981,7 @@
               <w:t xml:space="preserve">## 8. 待完成清单</w:t>
             </w:r>
             <w:r>
-              <w:t xml:space="preserve">（L929）⇒</w:t>
-            </w:r>
-            <w:r>
-              <w:t xml:space="preserve"> </w:t>
+              <w:t xml:space="preserve">（L929），</w:t>
             </w:r>
             <w:r>
               <w:rPr>
@@ -16222,10 +16059,7 @@
               <w:t xml:space="preserve"> </w:t>
             </w:r>
             <w:r>
-              <w:t xml:space="preserve">+ ①–⑥（7 列）✔</w:t>
-            </w:r>
-            <w:r>
-              <w:t xml:space="preserve"> </w:t>
+              <w:t xml:space="preserve">+ ①–⑥（7 列）</w:t>
             </w:r>
             <w:r>
               <w:rPr>
@@ -16243,12 +16077,6 @@
         <w:pStyle w:val="BodyText"/>
       </w:pPr>
       <w:r>
-        <w:t xml:space="preserve">⇒ ★</w:t>
-      </w:r>
-      <w:r>
-        <w:t xml:space="preserve"> </w:t>
-      </w:r>
-      <w:r>
         <w:rPr>
           <w:bCs/>
           <w:b/>
@@ -16256,10 +16084,7 @@
         <w:t xml:space="preserve">A 篇尚未按 X-3 收进「§9 未来工作（不属于本文证据）」</w:t>
       </w:r>
       <w:r>
-        <w:t xml:space="preserve">（规格 X-3 写明"L1 与 A 篇按同一体例补"，但 A-1~A-5 五条规格里没有这一项）⇒</w:t>
-      </w:r>
-      <w:r>
-        <w:t xml:space="preserve"> </w:t>
+        <w:t xml:space="preserve">（规格 X-3 写明"L1 与 A 篇按同一体例补"，但 A-1~A-5 五条规格里没有这一项），</w:t>
       </w:r>
       <w:r>
         <w:rPr>
@@ -16276,7 +16101,7 @@
           <w:bCs/>
           <w:b/>
         </w:rPr>
-        <w:t xml:space="preserve">本轮未越界改 A 篇。</w:t>
+        <w:t xml:space="preserve">这一轮未越界改 A 篇。</w:t>
       </w:r>
     </w:p>
     <w:p>

--- a/papers/改稿报告_C_2026-10-24.docx
+++ b/papers/改稿报告_C_2026-10-24.docx
@@ -318,7 +318,7 @@
               <w:rPr>
                 <w:rStyle w:val="VerbatimChar"/>
               </w:rPr>
-              <w:t xml:space="preserve">✅</w:t>
+              <w:t xml:space="preserve">【已核】</w:t>
             </w:r>
             <w:r>
               <w:t xml:space="preserve"> </w:t>
@@ -348,7 +348,7 @@
               <w:rPr>
                 <w:rStyle w:val="VerbatimChar"/>
               </w:rPr>
-              <w:t xml:space="preserve">📌</w:t>
+              <w:t xml:space="preserve">【待回查】</w:t>
             </w:r>
             <w:r>
               <w:t xml:space="preserve"> </w:t>
@@ -2932,7 +2932,7 @@
         <w:rPr>
           <w:rStyle w:val="VerbatimChar"/>
         </w:rPr>
-        <w:t xml:space="preserve">✅</w:t>
+        <w:t xml:space="preserve">【已核】</w:t>
       </w:r>
       <w:r>
         <w:t xml:space="preserve"> </w:t>
@@ -2962,7 +2962,7 @@
         <w:rPr>
           <w:rStyle w:val="VerbatimChar"/>
         </w:rPr>
-        <w:t xml:space="preserve">📌</w:t>
+        <w:t xml:space="preserve">【待回查】</w:t>
       </w:r>
       <w:r>
         <w:t xml:space="preserve"> </w:t>
@@ -3475,7 +3475,7 @@
               <w:rPr>
                 <w:rStyle w:val="VerbatimChar"/>
               </w:rPr>
-              <w:t xml:space="preserve">✅</w:t>
+              <w:t xml:space="preserve">【已核】</w:t>
             </w:r>
             <w:r>
               <w:t xml:space="preserve">，E1（①–⑥ 见 §2 抬头、⑪ 见 D.1、⑫ 见 D.2、⑬ 见 D.3）、</w:t>
@@ -3484,7 +3484,7 @@
               <w:rPr>
                 <w:rStyle w:val="VerbatimChar"/>
               </w:rPr>
-              <w:t xml:space="preserve">📌</w:t>
+              <w:t xml:space="preserve">【待回查】</w:t>
             </w:r>
             <w:r>
               <w:t xml:space="preserve">，E2（⑦–⑩ 见 §3 抬头）——</w:t>
@@ -4415,7 +4415,7 @@
               <w:rPr>
                 <w:rStyle w:val="VerbatimChar"/>
               </w:rPr>
-              <w:t xml:space="preserve">📌</w:t>
+              <w:t xml:space="preserve">【待回查】</w:t>
             </w:r>
             <w:r>
               <w:t xml:space="preserve"> </w:t>
@@ -4715,7 +4715,7 @@
               <w:rPr>
                 <w:rStyle w:val="VerbatimChar"/>
               </w:rPr>
-              <w:t xml:space="preserve">📌</w:t>
+              <w:t xml:space="preserve">【待回查】</w:t>
             </w:r>
             <w:r>
               <w:t xml:space="preserve"> </w:t>
@@ -4823,7 +4823,7 @@
               <w:rPr>
                 <w:rStyle w:val="VerbatimChar"/>
               </w:rPr>
-              <w:t xml:space="preserve">📌</w:t>
+              <w:t xml:space="preserve">【待回查】</w:t>
             </w:r>
             <w:r>
               <w:t xml:space="preserve"> </w:t>
@@ -5840,7 +5840,7 @@
               <w:rPr>
                 <w:rStyle w:val="VerbatimChar"/>
               </w:rPr>
-              <w:t xml:space="preserve">📌</w:t>
+              <w:t xml:space="preserve">【待回查】</w:t>
             </w:r>
             <w:r>
               <w:t xml:space="preserve"> </w:t>
@@ -9830,7 +9830,7 @@
               <w:rPr>
                 <w:rStyle w:val="VerbatimChar"/>
               </w:rPr>
-              <w:t xml:space="preserve">📌</w:t>
+              <w:t xml:space="preserve">【待回查】</w:t>
             </w:r>
             <w:r>
               <w:t xml:space="preserve"> </w:t>
@@ -9963,7 +9963,7 @@
               <w:rPr>
                 <w:rStyle w:val="VerbatimChar"/>
               </w:rPr>
-              <w:t xml:space="preserve">📌</w:t>
+              <w:t xml:space="preserve">【待回查】</w:t>
             </w:r>
             <w:r>
               <w:t xml:space="preserve"> </w:t>
@@ -10020,7 +10020,7 @@
               <w:rPr>
                 <w:rStyle w:val="VerbatimChar"/>
               </w:rPr>
-              <w:t xml:space="preserve">📌</w:t>
+              <w:t xml:space="preserve">【待回查】</w:t>
             </w:r>
             <w:r>
               <w:t xml:space="preserve"> </w:t>
